--- a/mps-nivel-c/oficial/04_registros/AASP_Andamento-Processuais/GDE-AASPAP01-001_Registro-de-Analise-de-Decisao.docx
+++ b/mps-nivel-c/oficial/04_registros/AASP_Andamento-Processuais/GDE-AASPAP01-001_Registro-de-Analise-de-Decisao.docx
@@ -444,13 +444,7 @@
               <w:spacing w:before="40" w:after="40"/>
             </w:pPr>
             <w:r>
-              <w:rPr>
-                <w:rFonts w:ascii="Calibri" w:hAnsi="Calibri"/>
-                <w:b w:val="0"/>
-                <w:i w:val="0"/>
-                <w:sz w:val="20"/>
-              </w:rPr>
-              <w:t>Cezar Hiraki Velazquez</w:t>
+              <w:t>Abraão Oliveira</w:t>
             </w:r>
           </w:p>
         </w:tc>
@@ -562,7 +556,7 @@
                 <w:i w:val="0"/>
                 <w:sz w:val="20"/>
               </w:rPr>
-              <w:t>Cezar Hiraki Velazquez (com o time de desenvolvimento)</w:t>
+              <w:t>Cézar Hiraki Velázquez (com o time de desenvolvimento)</w:t>
             </w:r>
           </w:p>
         </w:tc>

--- a/mps-nivel-c/oficial/04_registros/AASP_Andamento-Processuais/GDE-AASPAP01-001_Registro-de-Analise-de-Decisao.docx
+++ b/mps-nivel-c/oficial/04_registros/AASP_Andamento-Processuais/GDE-AASPAP01-001_Registro-de-Analise-de-Decisao.docx
@@ -34,7 +34,7 @@
           <w:color w:val="555555"/>
           <w:sz w:val="20"/>
         </w:rPr>
-        <w:t>GDE-AASPAP01-001   ·   Versão Data   ·   11/06/2026   ·   Timeware Brasil</w:t>
+        <w:t>GDE-AASPAP01-001   ·   Versão 1.0   ·   11/06/2026   ·   Timeware Brasil</w:t>
       </w:r>
     </w:p>
     <w:p>
@@ -2295,7 +2295,7 @@
           <w:i w:val="0"/>
           <w:sz w:val="22"/>
         </w:rPr>
-        <w:t>Decisões formais registradas no levantamento do projeto (INTAKE-PROJETO_AASPAP01, BLOCO 7).</w:t>
+        <w:t>Decisões formais registradas nos registros do projeto.</w:t>
       </w:r>
     </w:p>
     <w:tbl>
@@ -3901,7 +3901,7 @@
                 <w:i w:val="0"/>
                 <w:sz w:val="20"/>
               </w:rPr>
-              <w:t>RAD do modelo de histórico de movimentações (D04) + registro consolidado das decisões D01–D07, a partir do INTAKE-PROJETO_AASPAP01 v1.0 (14/06/2026) e do Registro de Projeto REG-AASPAP01-001.</w:t>
+              <w:t>RAD do modelo de histórico de movimentações (D04) + registro consolidado das decisões D01–D07, a partir da Planilha de Gestão GEST-AASPAP01 e do Registro de Projeto REG-AASPAP01-001.</w:t>
             </w:r>
           </w:p>
         </w:tc>

--- a/mps-nivel-c/oficial/04_registros/AASP_Andamento-Processuais/GDE-AASPAP01-001_Registro-de-Analise-de-Decisao.docx
+++ b/mps-nivel-c/oficial/04_registros/AASP_Andamento-Processuais/GDE-AASPAP01-001_Registro-de-Analise-de-Decisao.docx
@@ -384,17 +384,8 @@
             </w:tcMar>
           </w:tcPr>
           <w:p>
-            <w:pPr>
-              <w:spacing w:before="40" w:after="40"/>
-            </w:pPr>
             <w:r>
-              <w:rPr>
-                <w:rFonts w:ascii="Calibri" w:hAnsi="Calibri"/>
-                <w:b w:val="0"/>
-                <w:i w:val="0"/>
-                <w:sz w:val="20"/>
-              </w:rPr>
-              <w:t>11/06/2026</w:t>
+              <w:t>16/02/2026</w:t>
             </w:r>
           </w:p>
         </w:tc>
@@ -3841,17 +3832,8 @@
             </w:tcMar>
           </w:tcPr>
           <w:p>
-            <w:pPr>
-              <w:spacing w:before="40" w:after="40"/>
-            </w:pPr>
             <w:r>
-              <w:rPr>
-                <w:rFonts w:ascii="Calibri" w:hAnsi="Calibri"/>
-                <w:b w:val="0"/>
-                <w:i w:val="0"/>
-                <w:sz w:val="20"/>
-              </w:rPr>
-              <w:t>11/06/2026</w:t>
+              <w:t>16/02/2026</w:t>
             </w:r>
           </w:p>
         </w:tc>
@@ -3866,17 +3848,8 @@
             </w:tcMar>
           </w:tcPr>
           <w:p>
-            <w:pPr>
-              <w:spacing w:before="40" w:after="40"/>
-            </w:pPr>
             <w:r>
-              <w:rPr>
-                <w:rFonts w:ascii="Calibri" w:hAnsi="Calibri"/>
-                <w:b w:val="0"/>
-                <w:i w:val="0"/>
-                <w:sz w:val="20"/>
-              </w:rPr>
-              <w:t>Time de Melhoria Contínua</w:t>
+              <w:t>Equipe Técnica</w:t>
             </w:r>
           </w:p>
         </w:tc>

--- a/mps-nivel-c/oficial/04_registros/AASP_Andamento-Processuais/GDE-AASPAP01-001_Registro-de-Analise-de-Decisao.docx
+++ b/mps-nivel-c/oficial/04_registros/AASP_Andamento-Processuais/GDE-AASPAP01-001_Registro-de-Analise-de-Decisao.docx
@@ -34,7 +34,7 @@
           <w:color w:val="555555"/>
           <w:sz w:val="20"/>
         </w:rPr>
-        <w:t>GDE-AASPAP01-001   ·   Versão 1.0   ·   11/06/2026   ·   Timeware Brasil</w:t>
+        <w:t>GDE-AASPAP01-001   ·   Versão 1.0   ·   16/02/2026   ·   Timeware Brasil</w:t>
       </w:r>
     </w:p>
     <w:p>
